--- a/apps/web/public/documentation/library/files/user-guides/business-owner-guide.docx
+++ b/apps/web/public/documentation/library/files/user-guides/business-owner-guide.docx
@@ -67,9 +67,11 @@
       <w:pPr>
         <w:pStyle w:val="Heading1"/>
       </w:pPr>
+      <w:bookmarkStart w:id="1" w:name="document_control"/>
       <w:r>
         <w:t>Document Control</w:t>
       </w:r>
+      <w:bookmarkEnd w:id="1"/>
     </w:p>
     <w:tbl>
       <w:tblPr>
@@ -250,7 +252,637 @@
     </w:tbl>
     <w:p>
       <w:r>
-        <w:t>Navigation note: use Word's Navigation Pane to move through the heading hierarchy. The source document's linked table of contents is retained below.</w:t>
+        <w:t>Use the linked table of contents below or Word's Navigation Pane to move through this document.</w:t>
+      </w:r>
+    </w:p>
+    <w:p>
+      <w:pPr>
+        <w:pStyle w:val="Heading1"/>
+      </w:pPr>
+      <w:bookmarkStart w:id="2" w:name="table_of_contents"/>
+      <w:r>
+        <w:t>Table of Contents</w:t>
+      </w:r>
+      <w:bookmarkEnd w:id="2"/>
+    </w:p>
+    <w:p>
+      <w:pPr>
+        <w:spacing w:after="60"/>
+      </w:pPr>
+      <w:hyperlink w:anchor="document_control">
+        <w:r>
+          <w:rPr>
+            <w:rStyle w:val="Hyperlink"/>
+          </w:rPr>
+          <w:t>Document Control</w:t>
+        </w:r>
+      </w:hyperlink>
+    </w:p>
+    <w:p>
+      <w:pPr>
+        <w:spacing w:after="60"/>
+        <w:ind w:left="0"/>
+      </w:pPr>
+      <w:hyperlink w:anchor="section_001">
+        <w:r>
+          <w:rPr>
+            <w:rStyle w:val="Hyperlink"/>
+          </w:rPr>
+          <w:t>Dashboard Overview</w:t>
+        </w:r>
+      </w:hyperlink>
+    </w:p>
+    <w:p>
+      <w:pPr>
+        <w:spacing w:after="60"/>
+        <w:ind w:left="317"/>
+      </w:pPr>
+      <w:hyperlink w:anchor="section_002">
+        <w:r>
+          <w:rPr>
+            <w:rStyle w:val="Hyperlink"/>
+          </w:rPr>
+          <w:t>What It Is</w:t>
+        </w:r>
+      </w:hyperlink>
+    </w:p>
+    <w:p>
+      <w:pPr>
+        <w:spacing w:after="60"/>
+        <w:ind w:left="317"/>
+      </w:pPr>
+      <w:hyperlink w:anchor="section_003">
+        <w:r>
+          <w:rPr>
+            <w:rStyle w:val="Hyperlink"/>
+          </w:rPr>
+          <w:t>What the Numbers Mean</w:t>
+        </w:r>
+      </w:hyperlink>
+    </w:p>
+    <w:p>
+      <w:pPr>
+        <w:spacing w:after="60"/>
+        <w:ind w:left="317"/>
+      </w:pPr>
+      <w:hyperlink w:anchor="section_004">
+        <w:r>
+          <w:rPr>
+            <w:rStyle w:val="Hyperlink"/>
+          </w:rPr>
+          <w:t>Tips</w:t>
+        </w:r>
+      </w:hyperlink>
+    </w:p>
+    <w:p>
+      <w:pPr>
+        <w:spacing w:after="60"/>
+        <w:ind w:left="0"/>
+      </w:pPr>
+      <w:hyperlink w:anchor="section_005">
+        <w:r>
+          <w:rPr>
+            <w:rStyle w:val="Hyperlink"/>
+          </w:rPr>
+          <w:t>Managing Your Team</w:t>
+        </w:r>
+      </w:hyperlink>
+    </w:p>
+    <w:p>
+      <w:pPr>
+        <w:spacing w:after="60"/>
+        <w:ind w:left="317"/>
+      </w:pPr>
+      <w:hyperlink w:anchor="section_006">
+        <w:r>
+          <w:rPr>
+            <w:rStyle w:val="Hyperlink"/>
+          </w:rPr>
+          <w:t>What It Is</w:t>
+        </w:r>
+      </w:hyperlink>
+    </w:p>
+    <w:p>
+      <w:pPr>
+        <w:spacing w:after="60"/>
+        <w:ind w:left="317"/>
+      </w:pPr>
+      <w:hyperlink w:anchor="section_007">
+        <w:r>
+          <w:rPr>
+            <w:rStyle w:val="Hyperlink"/>
+          </w:rPr>
+          <w:t>Key Capabilities</w:t>
+        </w:r>
+      </w:hyperlink>
+    </w:p>
+    <w:p>
+      <w:pPr>
+        <w:spacing w:after="60"/>
+        <w:ind w:left="317"/>
+      </w:pPr>
+      <w:hyperlink w:anchor="section_008">
+        <w:r>
+          <w:rPr>
+            <w:rStyle w:val="Hyperlink"/>
+          </w:rPr>
+          <w:t>How to Invite a Team Member</w:t>
+        </w:r>
+      </w:hyperlink>
+    </w:p>
+    <w:p>
+      <w:pPr>
+        <w:spacing w:after="60"/>
+        <w:ind w:left="317"/>
+      </w:pPr>
+      <w:hyperlink w:anchor="section_009">
+        <w:r>
+          <w:rPr>
+            <w:rStyle w:val="Hyperlink"/>
+          </w:rPr>
+          <w:t>Tips</w:t>
+        </w:r>
+      </w:hyperlink>
+    </w:p>
+    <w:p>
+      <w:pPr>
+        <w:spacing w:after="60"/>
+        <w:ind w:left="0"/>
+      </w:pPr>
+      <w:hyperlink w:anchor="section_010">
+        <w:r>
+          <w:rPr>
+            <w:rStyle w:val="Hyperlink"/>
+          </w:rPr>
+          <w:t>Viewing Business Performance</w:t>
+        </w:r>
+      </w:hyperlink>
+    </w:p>
+    <w:p>
+      <w:pPr>
+        <w:spacing w:after="60"/>
+        <w:ind w:left="317"/>
+      </w:pPr>
+      <w:hyperlink w:anchor="section_011">
+        <w:r>
+          <w:rPr>
+            <w:rStyle w:val="Hyperlink"/>
+          </w:rPr>
+          <w:t>What It Is</w:t>
+        </w:r>
+      </w:hyperlink>
+    </w:p>
+    <w:p>
+      <w:pPr>
+        <w:spacing w:after="60"/>
+        <w:ind w:left="317"/>
+      </w:pPr>
+      <w:hyperlink w:anchor="section_012">
+        <w:r>
+          <w:rPr>
+            <w:rStyle w:val="Hyperlink"/>
+          </w:rPr>
+          <w:t>Key Capabilities</w:t>
+        </w:r>
+      </w:hyperlink>
+    </w:p>
+    <w:p>
+      <w:pPr>
+        <w:spacing w:after="60"/>
+        <w:ind w:left="317"/>
+      </w:pPr>
+      <w:hyperlink w:anchor="section_013">
+        <w:r>
+          <w:rPr>
+            <w:rStyle w:val="Hyperlink"/>
+          </w:rPr>
+          <w:t>How to View a Report</w:t>
+        </w:r>
+      </w:hyperlink>
+    </w:p>
+    <w:p>
+      <w:pPr>
+        <w:spacing w:after="60"/>
+        <w:ind w:left="317"/>
+      </w:pPr>
+      <w:hyperlink w:anchor="section_014">
+        <w:r>
+          <w:rPr>
+            <w:rStyle w:val="Hyperlink"/>
+          </w:rPr>
+          <w:t>Tips</w:t>
+        </w:r>
+      </w:hyperlink>
+    </w:p>
+    <w:p>
+      <w:pPr>
+        <w:spacing w:after="60"/>
+        <w:ind w:left="0"/>
+      </w:pPr>
+      <w:hyperlink w:anchor="section_015">
+        <w:r>
+          <w:rPr>
+            <w:rStyle w:val="Hyperlink"/>
+          </w:rPr>
+          <w:t>Setting Up Your Public Website (Storefront Builder)</w:t>
+        </w:r>
+      </w:hyperlink>
+    </w:p>
+    <w:p>
+      <w:pPr>
+        <w:spacing w:after="60"/>
+        <w:ind w:left="317"/>
+      </w:pPr>
+      <w:hyperlink w:anchor="section_016">
+        <w:r>
+          <w:rPr>
+            <w:rStyle w:val="Hyperlink"/>
+          </w:rPr>
+          <w:t>What It Is</w:t>
+        </w:r>
+      </w:hyperlink>
+    </w:p>
+    <w:p>
+      <w:pPr>
+        <w:spacing w:after="60"/>
+        <w:ind w:left="317"/>
+      </w:pPr>
+      <w:hyperlink w:anchor="section_017">
+        <w:r>
+          <w:rPr>
+            <w:rStyle w:val="Hyperlink"/>
+          </w:rPr>
+          <w:t>Key Capabilities</w:t>
+        </w:r>
+      </w:hyperlink>
+    </w:p>
+    <w:p>
+      <w:pPr>
+        <w:spacing w:after="60"/>
+        <w:ind w:left="317"/>
+      </w:pPr>
+      <w:hyperlink w:anchor="section_018">
+        <w:r>
+          <w:rPr>
+            <w:rStyle w:val="Hyperlink"/>
+          </w:rPr>
+          <w:t>How to Get Started</w:t>
+        </w:r>
+      </w:hyperlink>
+    </w:p>
+    <w:p>
+      <w:pPr>
+        <w:spacing w:after="60"/>
+        <w:ind w:left="317"/>
+      </w:pPr>
+      <w:hyperlink w:anchor="section_019">
+        <w:r>
+          <w:rPr>
+            <w:rStyle w:val="Hyperlink"/>
+          </w:rPr>
+          <w:t>Tips</w:t>
+        </w:r>
+      </w:hyperlink>
+    </w:p>
+    <w:p>
+      <w:pPr>
+        <w:spacing w:after="60"/>
+        <w:ind w:left="0"/>
+      </w:pPr>
+      <w:hyperlink w:anchor="section_020">
+        <w:r>
+          <w:rPr>
+            <w:rStyle w:val="Hyperlink"/>
+          </w:rPr>
+          <w:t>Managing Your Service Catalog</w:t>
+        </w:r>
+      </w:hyperlink>
+    </w:p>
+    <w:p>
+      <w:pPr>
+        <w:spacing w:after="60"/>
+        <w:ind w:left="317"/>
+      </w:pPr>
+      <w:hyperlink w:anchor="section_021">
+        <w:r>
+          <w:rPr>
+            <w:rStyle w:val="Hyperlink"/>
+          </w:rPr>
+          <w:t>What It Is</w:t>
+        </w:r>
+      </w:hyperlink>
+    </w:p>
+    <w:p>
+      <w:pPr>
+        <w:spacing w:after="60"/>
+        <w:ind w:left="317"/>
+      </w:pPr>
+      <w:hyperlink w:anchor="section_022">
+        <w:r>
+          <w:rPr>
+            <w:rStyle w:val="Hyperlink"/>
+          </w:rPr>
+          <w:t>Key Capabilities</w:t>
+        </w:r>
+      </w:hyperlink>
+    </w:p>
+    <w:p>
+      <w:pPr>
+        <w:spacing w:after="60"/>
+        <w:ind w:left="317"/>
+      </w:pPr>
+      <w:hyperlink w:anchor="section_023">
+        <w:r>
+          <w:rPr>
+            <w:rStyle w:val="Hyperlink"/>
+          </w:rPr>
+          <w:t>How to Add a Service</w:t>
+        </w:r>
+      </w:hyperlink>
+    </w:p>
+    <w:p>
+      <w:pPr>
+        <w:spacing w:after="60"/>
+        <w:ind w:left="317"/>
+      </w:pPr>
+      <w:hyperlink w:anchor="section_024">
+        <w:r>
+          <w:rPr>
+            <w:rStyle w:val="Hyperlink"/>
+          </w:rPr>
+          <w:t>Tips</w:t>
+        </w:r>
+      </w:hyperlink>
+    </w:p>
+    <w:p>
+      <w:pPr>
+        <w:spacing w:after="60"/>
+        <w:ind w:left="0"/>
+      </w:pPr>
+      <w:hyperlink w:anchor="section_025">
+        <w:r>
+          <w:rPr>
+            <w:rStyle w:val="Hyperlink"/>
+          </w:rPr>
+          <w:t>Configuring Business Settings</w:t>
+        </w:r>
+      </w:hyperlink>
+    </w:p>
+    <w:p>
+      <w:pPr>
+        <w:spacing w:after="60"/>
+        <w:ind w:left="317"/>
+      </w:pPr>
+      <w:hyperlink w:anchor="section_026">
+        <w:r>
+          <w:rPr>
+            <w:rStyle w:val="Hyperlink"/>
+          </w:rPr>
+          <w:t>What It Is</w:t>
+        </w:r>
+      </w:hyperlink>
+    </w:p>
+    <w:p>
+      <w:pPr>
+        <w:spacing w:after="60"/>
+        <w:ind w:left="317"/>
+      </w:pPr>
+      <w:hyperlink w:anchor="section_027">
+        <w:r>
+          <w:rPr>
+            <w:rStyle w:val="Hyperlink"/>
+          </w:rPr>
+          <w:t>What You Can Configure</w:t>
+        </w:r>
+      </w:hyperlink>
+    </w:p>
+    <w:p>
+      <w:pPr>
+        <w:spacing w:after="60"/>
+        <w:ind w:left="317"/>
+      </w:pPr>
+      <w:hyperlink w:anchor="section_028">
+        <w:r>
+          <w:rPr>
+            <w:rStyle w:val="Hyperlink"/>
+          </w:rPr>
+          <w:t>How to Update Settings</w:t>
+        </w:r>
+      </w:hyperlink>
+    </w:p>
+    <w:p>
+      <w:pPr>
+        <w:spacing w:after="60"/>
+        <w:ind w:left="317"/>
+      </w:pPr>
+      <w:hyperlink w:anchor="section_029">
+        <w:r>
+          <w:rPr>
+            <w:rStyle w:val="Hyperlink"/>
+          </w:rPr>
+          <w:t>Tips</w:t>
+        </w:r>
+      </w:hyperlink>
+    </w:p>
+    <w:p>
+      <w:pPr>
+        <w:spacing w:after="60"/>
+        <w:ind w:left="0"/>
+      </w:pPr>
+      <w:hyperlink w:anchor="section_030">
+        <w:r>
+          <w:rPr>
+            <w:rStyle w:val="Hyperlink"/>
+          </w:rPr>
+          <w:t>Installing Industry Packs from the Marketplace</w:t>
+        </w:r>
+      </w:hyperlink>
+    </w:p>
+    <w:p>
+      <w:pPr>
+        <w:spacing w:after="60"/>
+        <w:ind w:left="317"/>
+      </w:pPr>
+      <w:hyperlink w:anchor="section_031">
+        <w:r>
+          <w:rPr>
+            <w:rStyle w:val="Hyperlink"/>
+          </w:rPr>
+          <w:t>What It Is</w:t>
+        </w:r>
+      </w:hyperlink>
+    </w:p>
+    <w:p>
+      <w:pPr>
+        <w:spacing w:after="60"/>
+        <w:ind w:left="317"/>
+      </w:pPr>
+      <w:hyperlink w:anchor="section_032">
+        <w:r>
+          <w:rPr>
+            <w:rStyle w:val="Hyperlink"/>
+          </w:rPr>
+          <w:t>Key Capabilities</w:t>
+        </w:r>
+      </w:hyperlink>
+    </w:p>
+    <w:p>
+      <w:pPr>
+        <w:spacing w:after="60"/>
+        <w:ind w:left="317"/>
+      </w:pPr>
+      <w:hyperlink w:anchor="section_033">
+        <w:r>
+          <w:rPr>
+            <w:rStyle w:val="Hyperlink"/>
+          </w:rPr>
+          <w:t>How to Install a Pack</w:t>
+        </w:r>
+      </w:hyperlink>
+    </w:p>
+    <w:p>
+      <w:pPr>
+        <w:spacing w:after="60"/>
+        <w:ind w:left="317"/>
+      </w:pPr>
+      <w:hyperlink w:anchor="section_034">
+        <w:r>
+          <w:rPr>
+            <w:rStyle w:val="Hyperlink"/>
+          </w:rPr>
+          <w:t>Tips</w:t>
+        </w:r>
+      </w:hyperlink>
+    </w:p>
+    <w:p>
+      <w:pPr>
+        <w:spacing w:after="60"/>
+        <w:ind w:left="0"/>
+      </w:pPr>
+      <w:hyperlink w:anchor="section_035">
+        <w:r>
+          <w:rPr>
+            <w:rStyle w:val="Hyperlink"/>
+          </w:rPr>
+          <w:t>Understanding Billing and Invoices</w:t>
+        </w:r>
+      </w:hyperlink>
+    </w:p>
+    <w:p>
+      <w:pPr>
+        <w:spacing w:after="60"/>
+        <w:ind w:left="317"/>
+      </w:pPr>
+      <w:hyperlink w:anchor="section_036">
+        <w:r>
+          <w:rPr>
+            <w:rStyle w:val="Hyperlink"/>
+          </w:rPr>
+          <w:t>What It Is</w:t>
+        </w:r>
+      </w:hyperlink>
+    </w:p>
+    <w:p>
+      <w:pPr>
+        <w:spacing w:after="60"/>
+        <w:ind w:left="317"/>
+      </w:pPr>
+      <w:hyperlink w:anchor="section_037">
+        <w:r>
+          <w:rPr>
+            <w:rStyle w:val="Hyperlink"/>
+          </w:rPr>
+          <w:t>Key Capabilities</w:t>
+        </w:r>
+      </w:hyperlink>
+    </w:p>
+    <w:p>
+      <w:pPr>
+        <w:spacing w:after="60"/>
+        <w:ind w:left="317"/>
+      </w:pPr>
+      <w:hyperlink w:anchor="section_038">
+        <w:r>
+          <w:rPr>
+            <w:rStyle w:val="Hyperlink"/>
+          </w:rPr>
+          <w:t>How to View Your Subscription</w:t>
+        </w:r>
+      </w:hyperlink>
+    </w:p>
+    <w:p>
+      <w:pPr>
+        <w:spacing w:after="60"/>
+        <w:ind w:left="317"/>
+      </w:pPr>
+      <w:hyperlink w:anchor="section_039">
+        <w:r>
+          <w:rPr>
+            <w:rStyle w:val="Hyperlink"/>
+          </w:rPr>
+          <w:t>Tips</w:t>
+        </w:r>
+      </w:hyperlink>
+    </w:p>
+    <w:p>
+      <w:pPr>
+        <w:spacing w:after="60"/>
+        <w:ind w:left="0"/>
+      </w:pPr>
+      <w:hyperlink w:anchor="section_040">
+        <w:r>
+          <w:rPr>
+            <w:rStyle w:val="Hyperlink"/>
+          </w:rPr>
+          <w:t>Activating Your Account with an Access Token</w:t>
+        </w:r>
+      </w:hyperlink>
+    </w:p>
+    <w:p>
+      <w:pPr>
+        <w:spacing w:after="60"/>
+        <w:ind w:left="317"/>
+      </w:pPr>
+      <w:hyperlink w:anchor="section_041">
+        <w:r>
+          <w:rPr>
+            <w:rStyle w:val="Hyperlink"/>
+          </w:rPr>
+          <w:t>What It Is</w:t>
+        </w:r>
+      </w:hyperlink>
+    </w:p>
+    <w:p>
+      <w:pPr>
+        <w:spacing w:after="60"/>
+        <w:ind w:left="317"/>
+      </w:pPr>
+      <w:hyperlink w:anchor="section_042">
+        <w:r>
+          <w:rPr>
+            <w:rStyle w:val="Hyperlink"/>
+          </w:rPr>
+          <w:t>How to Activate</w:t>
+        </w:r>
+      </w:hyperlink>
+    </w:p>
+    <w:p>
+      <w:pPr>
+        <w:spacing w:after="60"/>
+        <w:ind w:left="317"/>
+      </w:pPr>
+      <w:hyperlink w:anchor="section_043">
+        <w:r>
+          <w:rPr>
+            <w:rStyle w:val="Hyperlink"/>
+          </w:rPr>
+          <w:t>Tips</w:t>
+        </w:r>
+      </w:hyperlink>
+    </w:p>
+    <w:p>
+      <w:r>
+        <w:br w:type="page"/>
       </w:r>
     </w:p>
     <w:p>
@@ -267,17 +899,21 @@
       <w:pPr>
         <w:pStyle w:val="Heading1"/>
       </w:pPr>
+      <w:bookmarkStart w:id="3" w:name="section_001"/>
       <w:r>
         <w:t>Dashboard Overview</w:t>
       </w:r>
+      <w:bookmarkEnd w:id="3"/>
     </w:p>
     <w:p>
       <w:pPr>
         <w:pStyle w:val="Heading2"/>
       </w:pPr>
+      <w:bookmarkStart w:id="4" w:name="section_002"/>
       <w:r>
         <w:t>What It Is</w:t>
       </w:r>
+      <w:bookmarkEnd w:id="4"/>
     </w:p>
     <w:p>
       <w:r>
@@ -288,9 +924,11 @@
       <w:pPr>
         <w:pStyle w:val="Heading2"/>
       </w:pPr>
+      <w:bookmarkStart w:id="5" w:name="section_003"/>
       <w:r>
         <w:t>What the Numbers Mean</w:t>
       </w:r>
+      <w:bookmarkEnd w:id="5"/>
     </w:p>
     <w:p>
       <w:pPr>
@@ -336,9 +974,11 @@
       <w:pPr>
         <w:pStyle w:val="Heading2"/>
       </w:pPr>
+      <w:bookmarkStart w:id="6" w:name="section_004"/>
       <w:r>
         <w:t>Tips</w:t>
       </w:r>
+      <w:bookmarkEnd w:id="6"/>
     </w:p>
     <w:p>
       <w:pPr>
@@ -373,17 +1013,21 @@
       <w:pPr>
         <w:pStyle w:val="Heading1"/>
       </w:pPr>
+      <w:bookmarkStart w:id="7" w:name="section_005"/>
       <w:r>
         <w:t>Managing Your Team</w:t>
       </w:r>
+      <w:bookmarkEnd w:id="7"/>
     </w:p>
     <w:p>
       <w:pPr>
         <w:pStyle w:val="Heading2"/>
       </w:pPr>
+      <w:bookmarkStart w:id="8" w:name="section_006"/>
       <w:r>
         <w:t>What It Is</w:t>
       </w:r>
+      <w:bookmarkEnd w:id="8"/>
     </w:p>
     <w:p>
       <w:r>
@@ -394,9 +1038,11 @@
       <w:pPr>
         <w:pStyle w:val="Heading2"/>
       </w:pPr>
+      <w:bookmarkStart w:id="9" w:name="section_007"/>
       <w:r>
         <w:t>Key Capabilities</w:t>
       </w:r>
+      <w:bookmarkEnd w:id="9"/>
     </w:p>
     <w:p>
       <w:pPr>
@@ -434,9 +1080,11 @@
       <w:pPr>
         <w:pStyle w:val="Heading2"/>
       </w:pPr>
+      <w:bookmarkStart w:id="10" w:name="section_008"/>
       <w:r>
         <w:t>How to Invite a Team Member</w:t>
       </w:r>
+      <w:bookmarkEnd w:id="10"/>
     </w:p>
     <w:p>
       <w:pPr>
@@ -495,9 +1143,11 @@
       <w:pPr>
         <w:pStyle w:val="Heading2"/>
       </w:pPr>
+      <w:bookmarkStart w:id="11" w:name="section_009"/>
       <w:r>
         <w:t>Tips</w:t>
       </w:r>
+      <w:bookmarkEnd w:id="11"/>
     </w:p>
     <w:p>
       <w:pPr>
@@ -532,17 +1182,21 @@
       <w:pPr>
         <w:pStyle w:val="Heading1"/>
       </w:pPr>
+      <w:bookmarkStart w:id="12" w:name="section_010"/>
       <w:r>
         <w:t>Viewing Business Performance</w:t>
       </w:r>
+      <w:bookmarkEnd w:id="12"/>
     </w:p>
     <w:p>
       <w:pPr>
         <w:pStyle w:val="Heading2"/>
       </w:pPr>
+      <w:bookmarkStart w:id="13" w:name="section_011"/>
       <w:r>
         <w:t>What It Is</w:t>
       </w:r>
+      <w:bookmarkEnd w:id="13"/>
     </w:p>
     <w:p>
       <w:r>
@@ -553,9 +1207,11 @@
       <w:pPr>
         <w:pStyle w:val="Heading2"/>
       </w:pPr>
+      <w:bookmarkStart w:id="14" w:name="section_012"/>
       <w:r>
         <w:t>Key Capabilities</w:t>
       </w:r>
+      <w:bookmarkEnd w:id="14"/>
     </w:p>
     <w:p>
       <w:pPr>
@@ -601,9 +1257,11 @@
       <w:pPr>
         <w:pStyle w:val="Heading2"/>
       </w:pPr>
+      <w:bookmarkStart w:id="15" w:name="section_013"/>
       <w:r>
         <w:t>How to View a Report</w:t>
       </w:r>
+      <w:bookmarkEnd w:id="15"/>
     </w:p>
     <w:p>
       <w:pPr>
@@ -649,9 +1307,11 @@
       <w:pPr>
         <w:pStyle w:val="Heading2"/>
       </w:pPr>
+      <w:bookmarkStart w:id="16" w:name="section_014"/>
       <w:r>
         <w:t>Tips</w:t>
       </w:r>
+      <w:bookmarkEnd w:id="16"/>
     </w:p>
     <w:p>
       <w:pPr>
@@ -686,17 +1346,21 @@
       <w:pPr>
         <w:pStyle w:val="Heading1"/>
       </w:pPr>
+      <w:bookmarkStart w:id="17" w:name="section_015"/>
       <w:r>
         <w:t>Setting Up Your Public Website (Storefront Builder)</w:t>
       </w:r>
+      <w:bookmarkEnd w:id="17"/>
     </w:p>
     <w:p>
       <w:pPr>
         <w:pStyle w:val="Heading2"/>
       </w:pPr>
+      <w:bookmarkStart w:id="18" w:name="section_016"/>
       <w:r>
         <w:t>What It Is</w:t>
       </w:r>
+      <w:bookmarkEnd w:id="18"/>
     </w:p>
     <w:p>
       <w:r>
@@ -707,9 +1371,11 @@
       <w:pPr>
         <w:pStyle w:val="Heading2"/>
       </w:pPr>
+      <w:bookmarkStart w:id="19" w:name="section_017"/>
       <w:r>
         <w:t>Key Capabilities</w:t>
       </w:r>
+      <w:bookmarkEnd w:id="19"/>
     </w:p>
     <w:p>
       <w:pPr>
@@ -755,9 +1421,11 @@
       <w:pPr>
         <w:pStyle w:val="Heading2"/>
       </w:pPr>
+      <w:bookmarkStart w:id="20" w:name="section_018"/>
       <w:r>
         <w:t>How to Get Started</w:t>
       </w:r>
+      <w:bookmarkEnd w:id="20"/>
     </w:p>
     <w:p>
       <w:pPr>
@@ -818,9 +1486,11 @@
       <w:pPr>
         <w:pStyle w:val="Heading2"/>
       </w:pPr>
+      <w:bookmarkStart w:id="21" w:name="section_019"/>
       <w:r>
         <w:t>Tips</w:t>
       </w:r>
+      <w:bookmarkEnd w:id="21"/>
     </w:p>
     <w:p>
       <w:pPr>
@@ -855,17 +1525,21 @@
       <w:pPr>
         <w:pStyle w:val="Heading1"/>
       </w:pPr>
+      <w:bookmarkStart w:id="22" w:name="section_020"/>
       <w:r>
         <w:t>Managing Your Service Catalog</w:t>
       </w:r>
+      <w:bookmarkEnd w:id="22"/>
     </w:p>
     <w:p>
       <w:pPr>
         <w:pStyle w:val="Heading2"/>
       </w:pPr>
+      <w:bookmarkStart w:id="23" w:name="section_021"/>
       <w:r>
         <w:t>What It Is</w:t>
       </w:r>
+      <w:bookmarkEnd w:id="23"/>
     </w:p>
     <w:p>
       <w:r>
@@ -876,9 +1550,11 @@
       <w:pPr>
         <w:pStyle w:val="Heading2"/>
       </w:pPr>
+      <w:bookmarkStart w:id="24" w:name="section_022"/>
       <w:r>
         <w:t>Key Capabilities</w:t>
       </w:r>
+      <w:bookmarkEnd w:id="24"/>
     </w:p>
     <w:p>
       <w:pPr>
@@ -916,9 +1592,11 @@
       <w:pPr>
         <w:pStyle w:val="Heading2"/>
       </w:pPr>
+      <w:bookmarkStart w:id="25" w:name="section_023"/>
       <w:r>
         <w:t>How to Add a Service</w:t>
       </w:r>
+      <w:bookmarkEnd w:id="25"/>
     </w:p>
     <w:p>
       <w:pPr>
@@ -972,9 +1650,11 @@
       <w:pPr>
         <w:pStyle w:val="Heading2"/>
       </w:pPr>
+      <w:bookmarkStart w:id="26" w:name="section_024"/>
       <w:r>
         <w:t>Tips</w:t>
       </w:r>
+      <w:bookmarkEnd w:id="26"/>
     </w:p>
     <w:p>
       <w:pPr>
@@ -1009,17 +1689,21 @@
       <w:pPr>
         <w:pStyle w:val="Heading1"/>
       </w:pPr>
+      <w:bookmarkStart w:id="27" w:name="section_025"/>
       <w:r>
         <w:t>Configuring Business Settings</w:t>
       </w:r>
+      <w:bookmarkEnd w:id="27"/>
     </w:p>
     <w:p>
       <w:pPr>
         <w:pStyle w:val="Heading2"/>
       </w:pPr>
+      <w:bookmarkStart w:id="28" w:name="section_026"/>
       <w:r>
         <w:t>What It Is</w:t>
       </w:r>
+      <w:bookmarkEnd w:id="28"/>
     </w:p>
     <w:p>
       <w:r>
@@ -1030,9 +1714,11 @@
       <w:pPr>
         <w:pStyle w:val="Heading2"/>
       </w:pPr>
+      <w:bookmarkStart w:id="29" w:name="section_027"/>
       <w:r>
         <w:t>What You Can Configure</w:t>
       </w:r>
+      <w:bookmarkEnd w:id="29"/>
     </w:p>
     <w:p>
       <w:pPr>
@@ -1078,9 +1764,11 @@
       <w:pPr>
         <w:pStyle w:val="Heading2"/>
       </w:pPr>
+      <w:bookmarkStart w:id="30" w:name="section_028"/>
       <w:r>
         <w:t>How to Update Settings</w:t>
       </w:r>
+      <w:bookmarkEnd w:id="30"/>
     </w:p>
     <w:p>
       <w:pPr>
@@ -1118,9 +1806,11 @@
       <w:pPr>
         <w:pStyle w:val="Heading2"/>
       </w:pPr>
+      <w:bookmarkStart w:id="31" w:name="section_029"/>
       <w:r>
         <w:t>Tips</w:t>
       </w:r>
+      <w:bookmarkEnd w:id="31"/>
     </w:p>
     <w:p>
       <w:pPr>
@@ -1155,17 +1845,21 @@
       <w:pPr>
         <w:pStyle w:val="Heading1"/>
       </w:pPr>
+      <w:bookmarkStart w:id="32" w:name="section_030"/>
       <w:r>
         <w:t>Installing Industry Packs from the Marketplace</w:t>
       </w:r>
+      <w:bookmarkEnd w:id="32"/>
     </w:p>
     <w:p>
       <w:pPr>
         <w:pStyle w:val="Heading2"/>
       </w:pPr>
+      <w:bookmarkStart w:id="33" w:name="section_031"/>
       <w:r>
         <w:t>What It Is</w:t>
       </w:r>
+      <w:bookmarkEnd w:id="33"/>
     </w:p>
     <w:p>
       <w:r>
@@ -1176,9 +1870,11 @@
       <w:pPr>
         <w:pStyle w:val="Heading2"/>
       </w:pPr>
+      <w:bookmarkStart w:id="34" w:name="section_032"/>
       <w:r>
         <w:t>Key Capabilities</w:t>
       </w:r>
+      <w:bookmarkEnd w:id="34"/>
     </w:p>
     <w:p>
       <w:pPr>
@@ -1216,9 +1912,11 @@
       <w:pPr>
         <w:pStyle w:val="Heading2"/>
       </w:pPr>
+      <w:bookmarkStart w:id="35" w:name="section_033"/>
       <w:r>
         <w:t>How to Install a Pack</w:t>
       </w:r>
+      <w:bookmarkEnd w:id="35"/>
     </w:p>
     <w:p>
       <w:pPr>
@@ -1264,9 +1962,11 @@
       <w:pPr>
         <w:pStyle w:val="Heading2"/>
       </w:pPr>
+      <w:bookmarkStart w:id="36" w:name="section_034"/>
       <w:r>
         <w:t>Tips</w:t>
       </w:r>
+      <w:bookmarkEnd w:id="36"/>
     </w:p>
     <w:p>
       <w:pPr>
@@ -1301,17 +2001,21 @@
       <w:pPr>
         <w:pStyle w:val="Heading1"/>
       </w:pPr>
+      <w:bookmarkStart w:id="37" w:name="section_035"/>
       <w:r>
         <w:t>Understanding Billing and Invoices</w:t>
       </w:r>
+      <w:bookmarkEnd w:id="37"/>
     </w:p>
     <w:p>
       <w:pPr>
         <w:pStyle w:val="Heading2"/>
       </w:pPr>
+      <w:bookmarkStart w:id="38" w:name="section_036"/>
       <w:r>
         <w:t>What It Is</w:t>
       </w:r>
+      <w:bookmarkEnd w:id="38"/>
     </w:p>
     <w:p>
       <w:r>
@@ -1322,9 +2026,11 @@
       <w:pPr>
         <w:pStyle w:val="Heading2"/>
       </w:pPr>
+      <w:bookmarkStart w:id="39" w:name="section_037"/>
       <w:r>
         <w:t>Key Capabilities</w:t>
       </w:r>
+      <w:bookmarkEnd w:id="39"/>
     </w:p>
     <w:p>
       <w:pPr>
@@ -1362,9 +2068,11 @@
       <w:pPr>
         <w:pStyle w:val="Heading2"/>
       </w:pPr>
+      <w:bookmarkStart w:id="40" w:name="section_038"/>
       <w:r>
         <w:t>How to View Your Subscription</w:t>
       </w:r>
+      <w:bookmarkEnd w:id="40"/>
     </w:p>
     <w:p>
       <w:pPr>
@@ -1394,9 +2102,11 @@
       <w:pPr>
         <w:pStyle w:val="Heading2"/>
       </w:pPr>
+      <w:bookmarkStart w:id="41" w:name="section_039"/>
       <w:r>
         <w:t>Tips</w:t>
       </w:r>
+      <w:bookmarkEnd w:id="41"/>
     </w:p>
     <w:p>
       <w:pPr>
@@ -1431,17 +2141,21 @@
       <w:pPr>
         <w:pStyle w:val="Heading1"/>
       </w:pPr>
+      <w:bookmarkStart w:id="42" w:name="section_040"/>
       <w:r>
         <w:t>Activating Your Account with an Access Token</w:t>
       </w:r>
+      <w:bookmarkEnd w:id="42"/>
     </w:p>
     <w:p>
       <w:pPr>
         <w:pStyle w:val="Heading2"/>
       </w:pPr>
+      <w:bookmarkStart w:id="43" w:name="section_041"/>
       <w:r>
         <w:t>What It Is</w:t>
       </w:r>
+      <w:bookmarkEnd w:id="43"/>
     </w:p>
     <w:p>
       <w:r>
@@ -1452,9 +2166,11 @@
       <w:pPr>
         <w:pStyle w:val="Heading2"/>
       </w:pPr>
+      <w:bookmarkStart w:id="44" w:name="section_042"/>
       <w:r>
         <w:t>How to Activate</w:t>
       </w:r>
+      <w:bookmarkEnd w:id="44"/>
     </w:p>
     <w:p>
       <w:pPr>
@@ -1505,9 +2221,11 @@
       <w:pPr>
         <w:pStyle w:val="Heading2"/>
       </w:pPr>
+      <w:bookmarkStart w:id="45" w:name="section_043"/>
       <w:r>
         <w:t>Tips</w:t>
       </w:r>
+      <w:bookmarkEnd w:id="45"/>
     </w:p>
     <w:p>
       <w:pPr>
